--- a/Report.docx
+++ b/Report.docx
@@ -485,38 +485,230 @@
     <w:p>
       <w:pPr>
         <w:jc w:val="center"/>
-      </w:pPr>
-      <w:r>
+        <w:rPr>
+          <w:b/>
+          <w:bCs/>
+          <w:sz w:val="28"/>
+          <w:szCs w:val="28"/>
+        </w:rPr>
+      </w:pPr>
+      <w:r>
+        <w:rPr>
+          <w:b/>
+          <w:bCs/>
+          <w:sz w:val="28"/>
+          <w:szCs w:val="28"/>
+        </w:rPr>
         <w:lastRenderedPageBreak/>
         <w:t>Table of Contents</w:t>
       </w:r>
     </w:p>
     <w:p>
       <w:pPr>
-        <w:jc w:val="center"/>
-      </w:pPr>
-      <w:r>
-        <w:t xml:space="preserve">Introduction </w:t>
-      </w:r>
-    </w:p>
-    <w:p>
-      <w:pPr>
-        <w:jc w:val="center"/>
-      </w:pPr>
-      <w:r>
-        <w:t>Scope of testing</w:t>
-      </w:r>
-    </w:p>
-    <w:p>
-      <w:pPr>
-        <w:jc w:val="center"/>
-      </w:pPr>
-    </w:p>
-    <w:p>
-      <w:pPr>
-        <w:jc w:val="center"/>
-      </w:pPr>
-    </w:p>
+        <w:rPr>
+          <w:sz w:val="24"/>
+          <w:szCs w:val="24"/>
+        </w:rPr>
+      </w:pPr>
+      <w:r>
+        <w:rPr>
+          <w:sz w:val="24"/>
+          <w:szCs w:val="24"/>
+        </w:rPr>
+        <w:t>Introduction</w:t>
+      </w:r>
+    </w:p>
+    <w:p>
+      <w:pPr>
+        <w:rPr>
+          <w:sz w:val="24"/>
+          <w:szCs w:val="24"/>
+        </w:rPr>
+      </w:pPr>
+      <w:r>
+        <w:rPr>
+          <w:sz w:val="24"/>
+          <w:szCs w:val="24"/>
+        </w:rPr>
+        <w:t>Scope of Assessment</w:t>
+      </w:r>
+    </w:p>
+    <w:p>
+      <w:pPr>
+        <w:rPr>
+          <w:sz w:val="24"/>
+          <w:szCs w:val="24"/>
+        </w:rPr>
+      </w:pPr>
+      <w:r>
+        <w:rPr>
+          <w:sz w:val="24"/>
+          <w:szCs w:val="24"/>
+        </w:rPr>
+        <w:t>Tools and Environment</w:t>
+      </w:r>
+    </w:p>
+    <w:p>
+      <w:pPr>
+        <w:rPr>
+          <w:sz w:val="24"/>
+          <w:szCs w:val="24"/>
+        </w:rPr>
+      </w:pPr>
+      <w:r>
+        <w:rPr>
+          <w:sz w:val="24"/>
+          <w:szCs w:val="24"/>
+        </w:rPr>
+        <w:t>Methodology</w:t>
+      </w:r>
+    </w:p>
+    <w:p>
+      <w:pPr>
+        <w:rPr>
+          <w:sz w:val="24"/>
+          <w:szCs w:val="24"/>
+        </w:rPr>
+      </w:pPr>
+      <w:r>
+        <w:rPr>
+          <w:sz w:val="24"/>
+          <w:szCs w:val="24"/>
+        </w:rPr>
+        <w:t>Vulnerability Findings</w:t>
+      </w:r>
+      <w:r>
+        <w:rPr>
+          <w:sz w:val="24"/>
+          <w:szCs w:val="24"/>
+        </w:rPr>
+        <w:br/>
+      </w:r>
+      <w:r>
+        <w:t> </w:t>
+      </w:r>
+      <w:r>
+        <w:rPr>
+          <w:sz w:val="24"/>
+          <w:szCs w:val="24"/>
+        </w:rPr>
+        <w:t>5.1 Insecure Communication (HTTP)</w:t>
+      </w:r>
+      <w:r>
+        <w:rPr>
+          <w:sz w:val="24"/>
+          <w:szCs w:val="24"/>
+        </w:rPr>
+        <w:br/>
+      </w:r>
+      <w:r>
+        <w:t> </w:t>
+      </w:r>
+      <w:r>
+        <w:rPr>
+          <w:sz w:val="24"/>
+          <w:szCs w:val="24"/>
+        </w:rPr>
+        <w:t>5.2 Insecure Session Cookies</w:t>
+      </w:r>
+      <w:r>
+        <w:rPr>
+          <w:sz w:val="24"/>
+          <w:szCs w:val="24"/>
+        </w:rPr>
+        <w:br/>
+      </w:r>
+      <w:r>
+        <w:t> </w:t>
+      </w:r>
+      <w:r>
+        <w:rPr>
+          <w:sz w:val="24"/>
+          <w:szCs w:val="24"/>
+        </w:rPr>
+        <w:t>5.3 SQL Injection</w:t>
+      </w:r>
+      <w:r>
+        <w:rPr>
+          <w:sz w:val="24"/>
+          <w:szCs w:val="24"/>
+        </w:rPr>
+        <w:br/>
+      </w:r>
+      <w:r>
+        <w:t> </w:t>
+      </w:r>
+      <w:r>
+        <w:rPr>
+          <w:sz w:val="24"/>
+          <w:szCs w:val="24"/>
+        </w:rPr>
+        <w:t>5.4 Cross-Site Scripting (XSS)</w:t>
+      </w:r>
+      <w:r>
+        <w:rPr>
+          <w:sz w:val="24"/>
+          <w:szCs w:val="24"/>
+        </w:rPr>
+        <w:br/>
+      </w:r>
+      <w:r>
+        <w:t> </w:t>
+      </w:r>
+      <w:r>
+        <w:rPr>
+          <w:sz w:val="24"/>
+          <w:szCs w:val="24"/>
+        </w:rPr>
+        <w:t>5.5 Command Injection</w:t>
+      </w:r>
+    </w:p>
+    <w:p>
+      <w:pPr>
+        <w:rPr>
+          <w:sz w:val="24"/>
+          <w:szCs w:val="24"/>
+        </w:rPr>
+      </w:pPr>
+      <w:r>
+        <w:rPr>
+          <w:sz w:val="24"/>
+          <w:szCs w:val="24"/>
+        </w:rPr>
+        <w:t>OWASP Top 10 Mapping</w:t>
+      </w:r>
+    </w:p>
+    <w:p>
+      <w:pPr>
+        <w:rPr>
+          <w:sz w:val="24"/>
+          <w:szCs w:val="24"/>
+        </w:rPr>
+      </w:pPr>
+      <w:r>
+        <w:rPr>
+          <w:sz w:val="24"/>
+          <w:szCs w:val="24"/>
+        </w:rPr>
+        <w:t>Conclusion</w:t>
+      </w:r>
+    </w:p>
+    <w:p>
+      <w:pPr>
+        <w:rPr>
+          <w:sz w:val="24"/>
+          <w:szCs w:val="24"/>
+        </w:rPr>
+      </w:pPr>
+      <w:r>
+        <w:rPr>
+          <w:sz w:val="24"/>
+          <w:szCs w:val="24"/>
+        </w:rPr>
+        <w:t>References</w:t>
+      </w:r>
+    </w:p>
+    <w:p/>
     <w:p>
       <w:r>
         <w:br w:type="page"/>
@@ -1983,7 +2175,7 @@
         </w:rPr>
         <w:lastRenderedPageBreak/>
         <w:drawing>
-          <wp:inline distT="0" distB="0" distL="0" distR="0" wp14:anchorId="72330D3E" wp14:editId="09BEEB29">
+          <wp:inline distT="0" distB="0" distL="0" distR="0" wp14:anchorId="72330D3E" wp14:editId="312309BD">
             <wp:extent cx="5731510" cy="2979420"/>
             <wp:effectExtent l="0" t="0" r="2540" b="0"/>
             <wp:docPr id="1670476941" name="Picture 6"/>
@@ -2031,7 +2223,7 @@
           <w:szCs w:val="24"/>
         </w:rPr>
         <w:drawing>
-          <wp:inline distT="0" distB="0" distL="0" distR="0" wp14:anchorId="0560FC85" wp14:editId="14D3505E">
+          <wp:inline distT="0" distB="0" distL="0" distR="0" wp14:anchorId="0560FC85" wp14:editId="75BB651D">
             <wp:extent cx="5731510" cy="3077845"/>
             <wp:effectExtent l="0" t="0" r="2540" b="8255"/>
             <wp:docPr id="891663859" name="Picture 7"/>
@@ -2376,7 +2568,7 @@
           <w:szCs w:val="24"/>
         </w:rPr>
         <w:drawing>
-          <wp:inline distT="0" distB="0" distL="0" distR="0" wp14:anchorId="066A3B44" wp14:editId="40299BE2">
+          <wp:inline distT="0" distB="0" distL="0" distR="0" wp14:anchorId="066A3B44" wp14:editId="5E8A2BB3">
             <wp:extent cx="5731510" cy="3068955"/>
             <wp:effectExtent l="0" t="0" r="2540" b="0"/>
             <wp:docPr id="1852477436" name="Picture 8"/>
@@ -2818,7 +3010,7 @@
           <w:szCs w:val="24"/>
         </w:rPr>
         <w:drawing>
-          <wp:anchor distT="0" distB="0" distL="114300" distR="114300" simplePos="0" relativeHeight="251662336" behindDoc="1" locked="0" layoutInCell="1" allowOverlap="1" wp14:anchorId="2501B197" wp14:editId="096BC190">
+          <wp:anchor distT="0" distB="0" distL="114300" distR="114300" simplePos="0" relativeHeight="251662336" behindDoc="1" locked="0" layoutInCell="1" allowOverlap="1" wp14:anchorId="2501B197" wp14:editId="500803E4">
             <wp:simplePos x="0" y="0"/>
             <wp:positionH relativeFrom="margin">
               <wp:posOffset>-36407</wp:posOffset>
@@ -2898,7 +3090,7 @@
         </w:rPr>
         <w:lastRenderedPageBreak/>
         <w:drawing>
-          <wp:anchor distT="0" distB="0" distL="114300" distR="114300" simplePos="0" relativeHeight="251663360" behindDoc="1" locked="0" layoutInCell="1" allowOverlap="1" wp14:anchorId="3C32A24B" wp14:editId="59F90E92">
+          <wp:anchor distT="0" distB="0" distL="114300" distR="114300" simplePos="0" relativeHeight="251663360" behindDoc="1" locked="0" layoutInCell="1" allowOverlap="1" wp14:anchorId="3C32A24B" wp14:editId="120474F8">
             <wp:simplePos x="0" y="0"/>
             <wp:positionH relativeFrom="margin">
               <wp:align>right</wp:align>
@@ -4758,6 +4950,118 @@
     </w:lvl>
   </w:abstractNum>
   <w:abstractNum w:abstractNumId="8" w15:restartNumberingAfterBreak="0">
+    <w:nsid w:val="38875D93"/>
+    <w:multiLevelType w:val="hybridMultilevel"/>
+    <w:tmpl w:val="3472616A"/>
+    <w:lvl w:ilvl="0" w:tplc="16E6CC04">
+      <w:numFmt w:val="bullet"/>
+      <w:lvlText w:val=""/>
+      <w:lvlJc w:val="left"/>
+      <w:pPr>
+        <w:ind w:left="720" w:hanging="360"/>
+      </w:pPr>
+      <w:rPr>
+        <w:rFonts w:ascii="Aptos" w:eastAsiaTheme="minorHAnsi" w:hAnsi="Aptos" w:cstheme="minorBidi" w:hint="default"/>
+      </w:rPr>
+    </w:lvl>
+    <w:lvl w:ilvl="1" w:tplc="1C090003" w:tentative="1">
+      <w:start w:val="1"/>
+      <w:numFmt w:val="bullet"/>
+      <w:lvlText w:val="o"/>
+      <w:lvlJc w:val="left"/>
+      <w:pPr>
+        <w:ind w:left="1440" w:hanging="360"/>
+      </w:pPr>
+      <w:rPr>
+        <w:rFonts w:ascii="Courier New" w:hAnsi="Courier New" w:cs="Courier New" w:hint="default"/>
+      </w:rPr>
+    </w:lvl>
+    <w:lvl w:ilvl="2" w:tplc="1C090005" w:tentative="1">
+      <w:start w:val="1"/>
+      <w:numFmt w:val="bullet"/>
+      <w:lvlText w:val=""/>
+      <w:lvlJc w:val="left"/>
+      <w:pPr>
+        <w:ind w:left="2160" w:hanging="360"/>
+      </w:pPr>
+      <w:rPr>
+        <w:rFonts w:ascii="Wingdings" w:hAnsi="Wingdings" w:hint="default"/>
+      </w:rPr>
+    </w:lvl>
+    <w:lvl w:ilvl="3" w:tplc="1C090001" w:tentative="1">
+      <w:start w:val="1"/>
+      <w:numFmt w:val="bullet"/>
+      <w:lvlText w:val=""/>
+      <w:lvlJc w:val="left"/>
+      <w:pPr>
+        <w:ind w:left="2880" w:hanging="360"/>
+      </w:pPr>
+      <w:rPr>
+        <w:rFonts w:ascii="Symbol" w:hAnsi="Symbol" w:hint="default"/>
+      </w:rPr>
+    </w:lvl>
+    <w:lvl w:ilvl="4" w:tplc="1C090003" w:tentative="1">
+      <w:start w:val="1"/>
+      <w:numFmt w:val="bullet"/>
+      <w:lvlText w:val="o"/>
+      <w:lvlJc w:val="left"/>
+      <w:pPr>
+        <w:ind w:left="3600" w:hanging="360"/>
+      </w:pPr>
+      <w:rPr>
+        <w:rFonts w:ascii="Courier New" w:hAnsi="Courier New" w:cs="Courier New" w:hint="default"/>
+      </w:rPr>
+    </w:lvl>
+    <w:lvl w:ilvl="5" w:tplc="1C090005" w:tentative="1">
+      <w:start w:val="1"/>
+      <w:numFmt w:val="bullet"/>
+      <w:lvlText w:val=""/>
+      <w:lvlJc w:val="left"/>
+      <w:pPr>
+        <w:ind w:left="4320" w:hanging="360"/>
+      </w:pPr>
+      <w:rPr>
+        <w:rFonts w:ascii="Wingdings" w:hAnsi="Wingdings" w:hint="default"/>
+      </w:rPr>
+    </w:lvl>
+    <w:lvl w:ilvl="6" w:tplc="1C090001" w:tentative="1">
+      <w:start w:val="1"/>
+      <w:numFmt w:val="bullet"/>
+      <w:lvlText w:val=""/>
+      <w:lvlJc w:val="left"/>
+      <w:pPr>
+        <w:ind w:left="5040" w:hanging="360"/>
+      </w:pPr>
+      <w:rPr>
+        <w:rFonts w:ascii="Symbol" w:hAnsi="Symbol" w:hint="default"/>
+      </w:rPr>
+    </w:lvl>
+    <w:lvl w:ilvl="7" w:tplc="1C090003" w:tentative="1">
+      <w:start w:val="1"/>
+      <w:numFmt w:val="bullet"/>
+      <w:lvlText w:val="o"/>
+      <w:lvlJc w:val="left"/>
+      <w:pPr>
+        <w:ind w:left="5760" w:hanging="360"/>
+      </w:pPr>
+      <w:rPr>
+        <w:rFonts w:ascii="Courier New" w:hAnsi="Courier New" w:cs="Courier New" w:hint="default"/>
+      </w:rPr>
+    </w:lvl>
+    <w:lvl w:ilvl="8" w:tplc="1C090005" w:tentative="1">
+      <w:start w:val="1"/>
+      <w:numFmt w:val="bullet"/>
+      <w:lvlText w:val=""/>
+      <w:lvlJc w:val="left"/>
+      <w:pPr>
+        <w:ind w:left="6480" w:hanging="360"/>
+      </w:pPr>
+      <w:rPr>
+        <w:rFonts w:ascii="Wingdings" w:hAnsi="Wingdings" w:hint="default"/>
+      </w:rPr>
+    </w:lvl>
+  </w:abstractNum>
+  <w:abstractNum w:abstractNumId="9" w15:restartNumberingAfterBreak="0">
     <w:nsid w:val="3E1E4C97"/>
     <w:multiLevelType w:val="hybridMultilevel"/>
     <w:tmpl w:val="0F463342"/>
@@ -4870,7 +5174,93 @@
       </w:rPr>
     </w:lvl>
   </w:abstractNum>
-  <w:abstractNum w:abstractNumId="9" w15:restartNumberingAfterBreak="0">
+  <w:abstractNum w:abstractNumId="10" w15:restartNumberingAfterBreak="0">
+    <w:nsid w:val="4CC67C6A"/>
+    <w:multiLevelType w:val="hybridMultilevel"/>
+    <w:tmpl w:val="66D43154"/>
+    <w:lvl w:ilvl="0" w:tplc="1C09000F">
+      <w:start w:val="1"/>
+      <w:numFmt w:val="decimal"/>
+      <w:lvlText w:val="%1."/>
+      <w:lvlJc w:val="left"/>
+      <w:pPr>
+        <w:ind w:left="720" w:hanging="360"/>
+      </w:pPr>
+    </w:lvl>
+    <w:lvl w:ilvl="1" w:tplc="1C090019" w:tentative="1">
+      <w:start w:val="1"/>
+      <w:numFmt w:val="lowerLetter"/>
+      <w:lvlText w:val="%2."/>
+      <w:lvlJc w:val="left"/>
+      <w:pPr>
+        <w:ind w:left="1440" w:hanging="360"/>
+      </w:pPr>
+    </w:lvl>
+    <w:lvl w:ilvl="2" w:tplc="1C09001B" w:tentative="1">
+      <w:start w:val="1"/>
+      <w:numFmt w:val="lowerRoman"/>
+      <w:lvlText w:val="%3."/>
+      <w:lvlJc w:val="right"/>
+      <w:pPr>
+        <w:ind w:left="2160" w:hanging="180"/>
+      </w:pPr>
+    </w:lvl>
+    <w:lvl w:ilvl="3" w:tplc="1C09000F" w:tentative="1">
+      <w:start w:val="1"/>
+      <w:numFmt w:val="decimal"/>
+      <w:lvlText w:val="%4."/>
+      <w:lvlJc w:val="left"/>
+      <w:pPr>
+        <w:ind w:left="2880" w:hanging="360"/>
+      </w:pPr>
+    </w:lvl>
+    <w:lvl w:ilvl="4" w:tplc="1C090019" w:tentative="1">
+      <w:start w:val="1"/>
+      <w:numFmt w:val="lowerLetter"/>
+      <w:lvlText w:val="%5."/>
+      <w:lvlJc w:val="left"/>
+      <w:pPr>
+        <w:ind w:left="3600" w:hanging="360"/>
+      </w:pPr>
+    </w:lvl>
+    <w:lvl w:ilvl="5" w:tplc="1C09001B" w:tentative="1">
+      <w:start w:val="1"/>
+      <w:numFmt w:val="lowerRoman"/>
+      <w:lvlText w:val="%6."/>
+      <w:lvlJc w:val="right"/>
+      <w:pPr>
+        <w:ind w:left="4320" w:hanging="180"/>
+      </w:pPr>
+    </w:lvl>
+    <w:lvl w:ilvl="6" w:tplc="1C09000F" w:tentative="1">
+      <w:start w:val="1"/>
+      <w:numFmt w:val="decimal"/>
+      <w:lvlText w:val="%7."/>
+      <w:lvlJc w:val="left"/>
+      <w:pPr>
+        <w:ind w:left="5040" w:hanging="360"/>
+      </w:pPr>
+    </w:lvl>
+    <w:lvl w:ilvl="7" w:tplc="1C090019" w:tentative="1">
+      <w:start w:val="1"/>
+      <w:numFmt w:val="lowerLetter"/>
+      <w:lvlText w:val="%8."/>
+      <w:lvlJc w:val="left"/>
+      <w:pPr>
+        <w:ind w:left="5760" w:hanging="360"/>
+      </w:pPr>
+    </w:lvl>
+    <w:lvl w:ilvl="8" w:tplc="1C09001B" w:tentative="1">
+      <w:start w:val="1"/>
+      <w:numFmt w:val="lowerRoman"/>
+      <w:lvlText w:val="%9."/>
+      <w:lvlJc w:val="right"/>
+      <w:pPr>
+        <w:ind w:left="6480" w:hanging="180"/>
+      </w:pPr>
+    </w:lvl>
+  </w:abstractNum>
+  <w:abstractNum w:abstractNumId="11" w15:restartNumberingAfterBreak="0">
     <w:nsid w:val="5451697C"/>
     <w:multiLevelType w:val="hybridMultilevel"/>
     <w:tmpl w:val="F9501E98"/>
@@ -4983,7 +5373,7 @@
       </w:rPr>
     </w:lvl>
   </w:abstractNum>
-  <w:abstractNum w:abstractNumId="10" w15:restartNumberingAfterBreak="0">
+  <w:abstractNum w:abstractNumId="12" w15:restartNumberingAfterBreak="0">
     <w:nsid w:val="63980F68"/>
     <w:multiLevelType w:val="hybridMultilevel"/>
     <w:tmpl w:val="96164F14"/>
@@ -5069,7 +5459,7 @@
       </w:pPr>
     </w:lvl>
   </w:abstractNum>
-  <w:abstractNum w:abstractNumId="11" w15:restartNumberingAfterBreak="0">
+  <w:abstractNum w:abstractNumId="13" w15:restartNumberingAfterBreak="0">
     <w:nsid w:val="68F42B34"/>
     <w:multiLevelType w:val="hybridMultilevel"/>
     <w:tmpl w:val="52DE694E"/>
@@ -5182,7 +5572,7 @@
       </w:rPr>
     </w:lvl>
   </w:abstractNum>
-  <w:abstractNum w:abstractNumId="12" w15:restartNumberingAfterBreak="0">
+  <w:abstractNum w:abstractNumId="14" w15:restartNumberingAfterBreak="0">
     <w:nsid w:val="7F71602B"/>
     <w:multiLevelType w:val="hybridMultilevel"/>
     <w:tmpl w:val="4EA81BE4"/>
@@ -5296,13 +5686,13 @@
     </w:lvl>
   </w:abstractNum>
   <w:num w:numId="1" w16cid:durableId="1215194808">
-    <w:abstractNumId w:val="12"/>
+    <w:abstractNumId w:val="14"/>
   </w:num>
   <w:num w:numId="2" w16cid:durableId="567957260">
     <w:abstractNumId w:val="3"/>
   </w:num>
   <w:num w:numId="3" w16cid:durableId="655308602">
-    <w:abstractNumId w:val="10"/>
+    <w:abstractNumId w:val="12"/>
   </w:num>
   <w:num w:numId="4" w16cid:durableId="1583880039">
     <w:abstractNumId w:val="1"/>
@@ -5317,22 +5707,28 @@
     <w:abstractNumId w:val="5"/>
   </w:num>
   <w:num w:numId="8" w16cid:durableId="768505919">
-    <w:abstractNumId w:val="9"/>
+    <w:abstractNumId w:val="11"/>
   </w:num>
   <w:num w:numId="9" w16cid:durableId="85806275">
     <w:abstractNumId w:val="2"/>
   </w:num>
   <w:num w:numId="10" w16cid:durableId="1202864944">
-    <w:abstractNumId w:val="8"/>
+    <w:abstractNumId w:val="9"/>
   </w:num>
   <w:num w:numId="11" w16cid:durableId="1993410499">
-    <w:abstractNumId w:val="11"/>
+    <w:abstractNumId w:val="13"/>
   </w:num>
   <w:num w:numId="12" w16cid:durableId="1181898240">
     <w:abstractNumId w:val="0"/>
   </w:num>
   <w:num w:numId="13" w16cid:durableId="1096096283">
     <w:abstractNumId w:val="7"/>
+  </w:num>
+  <w:num w:numId="14" w16cid:durableId="256644585">
+    <w:abstractNumId w:val="10"/>
+  </w:num>
+  <w:num w:numId="15" w16cid:durableId="396780170">
+    <w:abstractNumId w:val="8"/>
   </w:num>
 </w:numbering>
 </file>
